--- a/doc/Test Plan.docx
+++ b/doc/Test Plan.docx
@@ -7,13 +7,13 @@
         <w:pStyle w:val="Heading3"/>
         <w:rPr/>
       </w:pPr>
-      <w:bookmarkStart w:colFirst="0" w:colLast="0" w:name="_5oo52f926uz3" w:id="0"/>
+      <w:bookmarkStart w:colFirst="0" w:colLast="0" w:name="_c1710jkw1k4c" w:id="0"/>
       <w:bookmarkEnd w:id="0"/>
       <w:r>
         <w:rPr>
           <w:rtl w:val="0"/>
         </w:rPr>
-        <w:t xml:space="preserve">Purchase upgrade with scrap</w:t>
+        <w:t xml:space="preserve">Item Drops</w:t>
       </w:r>
     </w:p>
     <w:p>
@@ -303,56 +303,57 @@
               <w:rPr>
                 <w:rtl w:val="0"/>
               </w:rPr>
-              <w:t xml:space="preserve">User clicks the upgrade button</w:t>
-            </w:r>
-          </w:p>
-        </w:tc>
-        <w:tc>
-          <w:tcPr>
-            <w:shd w:fill="auto" w:val="clear"/>
-            <w:tcMar>
-              <w:top w:w="100.0" w:type="dxa"/>
-              <w:left w:w="100.0" w:type="dxa"/>
-              <w:bottom w:w="100.0" w:type="dxa"/>
-              <w:right w:w="100.0" w:type="dxa"/>
-            </w:tcMar>
-            <w:vAlign w:val="top"/>
-          </w:tcPr>
-          <w:p>
-            <w:pPr>
-              <w:widowControl w:val="0"/>
-              <w:spacing w:line="240" w:lineRule="auto"/>
-              <w:rPr/>
-            </w:pPr>
-            <w:r>
-              <w:rPr>
-                <w:rtl w:val="0"/>
-              </w:rPr>
-            </w:r>
-          </w:p>
-        </w:tc>
-        <w:tc>
-          <w:tcPr>
-            <w:shd w:fill="auto" w:val="clear"/>
-            <w:tcMar>
-              <w:top w:w="100.0" w:type="dxa"/>
-              <w:left w:w="100.0" w:type="dxa"/>
-              <w:bottom w:w="100.0" w:type="dxa"/>
-              <w:right w:w="100.0" w:type="dxa"/>
-            </w:tcMar>
-            <w:vAlign w:val="top"/>
-          </w:tcPr>
-          <w:p>
-            <w:pPr>
-              <w:widowControl w:val="0"/>
-              <w:spacing w:line="240" w:lineRule="auto"/>
-              <w:rPr/>
-            </w:pPr>
-            <w:r>
-              <w:rPr>
-                <w:rtl w:val="0"/>
-              </w:rPr>
-              <w:t xml:space="preserve">Shop system show up</w:t>
+              <w:t xml:space="preserve">User kills enemy</w:t>
+            </w:r>
+          </w:p>
+        </w:tc>
+        <w:tc>
+          <w:tcPr>
+            <w:shd w:fill="auto" w:val="clear"/>
+            <w:tcMar>
+              <w:top w:w="100.0" w:type="dxa"/>
+              <w:left w:w="100.0" w:type="dxa"/>
+              <w:bottom w:w="100.0" w:type="dxa"/>
+              <w:right w:w="100.0" w:type="dxa"/>
+            </w:tcMar>
+            <w:vAlign w:val="top"/>
+          </w:tcPr>
+          <w:p>
+            <w:pPr>
+              <w:widowControl w:val="0"/>
+              <w:spacing w:line="240" w:lineRule="auto"/>
+              <w:rPr/>
+            </w:pPr>
+            <w:r>
+              <w:rPr>
+                <w:rtl w:val="0"/>
+              </w:rPr>
+              <w:t xml:space="preserve">15% chance to drop item for now (M2)</w:t>
+            </w:r>
+          </w:p>
+        </w:tc>
+        <w:tc>
+          <w:tcPr>
+            <w:shd w:fill="auto" w:val="clear"/>
+            <w:tcMar>
+              <w:top w:w="100.0" w:type="dxa"/>
+              <w:left w:w="100.0" w:type="dxa"/>
+              <w:bottom w:w="100.0" w:type="dxa"/>
+              <w:right w:w="100.0" w:type="dxa"/>
+            </w:tcMar>
+            <w:vAlign w:val="top"/>
+          </w:tcPr>
+          <w:p>
+            <w:pPr>
+              <w:widowControl w:val="0"/>
+              <w:spacing w:line="240" w:lineRule="auto"/>
+              <w:rPr/>
+            </w:pPr>
+            <w:r>
+              <w:rPr>
+                <w:rtl w:val="0"/>
+              </w:rPr>
+              <w:t xml:space="preserve">Enemy drops an item where they died. Could be one of 5 items all with equal chance to drop (20% each)</w:t>
             </w:r>
           </w:p>
         </w:tc>
@@ -407,57 +408,56 @@
               <w:rPr>
                 <w:rtl w:val="0"/>
               </w:rPr>
-              <w:t xml:space="preserve">User clicks desired upgrade</w:t>
-            </w:r>
-          </w:p>
-        </w:tc>
-        <w:tc>
-          <w:tcPr>
-            <w:shd w:fill="auto" w:val="clear"/>
-            <w:tcMar>
-              <w:top w:w="100.0" w:type="dxa"/>
-              <w:left w:w="100.0" w:type="dxa"/>
-              <w:bottom w:w="100.0" w:type="dxa"/>
-              <w:right w:w="100.0" w:type="dxa"/>
-            </w:tcMar>
-            <w:vAlign w:val="top"/>
-          </w:tcPr>
-          <w:p>
-            <w:pPr>
-              <w:widowControl w:val="0"/>
-              <w:spacing w:line="240" w:lineRule="auto"/>
-              <w:rPr/>
-            </w:pPr>
-            <w:r>
-              <w:rPr>
-                <w:rtl w:val="0"/>
-              </w:rPr>
-              <w:t xml:space="preserve">player have enough scrap to pay for the upgrade</w:t>
-            </w:r>
-          </w:p>
-        </w:tc>
-        <w:tc>
-          <w:tcPr>
-            <w:shd w:fill="auto" w:val="clear"/>
-            <w:tcMar>
-              <w:top w:w="100.0" w:type="dxa"/>
-              <w:left w:w="100.0" w:type="dxa"/>
-              <w:bottom w:w="100.0" w:type="dxa"/>
-              <w:right w:w="100.0" w:type="dxa"/>
-            </w:tcMar>
-            <w:vAlign w:val="top"/>
-          </w:tcPr>
-          <w:p>
-            <w:pPr>
-              <w:widowControl w:val="0"/>
-              <w:spacing w:line="240" w:lineRule="auto"/>
-              <w:rPr/>
-            </w:pPr>
-            <w:r>
-              <w:rPr>
-                <w:rtl w:val="0"/>
-              </w:rPr>
-              <w:t xml:space="preserve">Description and price of the upgrade show up</w:t>
+              <w:t xml:space="preserve">User observes item</w:t>
+            </w:r>
+          </w:p>
+        </w:tc>
+        <w:tc>
+          <w:tcPr>
+            <w:shd w:fill="auto" w:val="clear"/>
+            <w:tcMar>
+              <w:top w:w="100.0" w:type="dxa"/>
+              <w:left w:w="100.0" w:type="dxa"/>
+              <w:bottom w:w="100.0" w:type="dxa"/>
+              <w:right w:w="100.0" w:type="dxa"/>
+            </w:tcMar>
+            <w:vAlign w:val="top"/>
+          </w:tcPr>
+          <w:p>
+            <w:pPr>
+              <w:widowControl w:val="0"/>
+              <w:spacing w:line="240" w:lineRule="auto"/>
+              <w:rPr/>
+            </w:pPr>
+            <w:r>
+              <w:rPr>
+                <w:rtl w:val="0"/>
+              </w:rPr>
+            </w:r>
+          </w:p>
+        </w:tc>
+        <w:tc>
+          <w:tcPr>
+            <w:shd w:fill="auto" w:val="clear"/>
+            <w:tcMar>
+              <w:top w:w="100.0" w:type="dxa"/>
+              <w:left w:w="100.0" w:type="dxa"/>
+              <w:bottom w:w="100.0" w:type="dxa"/>
+              <w:right w:w="100.0" w:type="dxa"/>
+            </w:tcMar>
+            <w:vAlign w:val="top"/>
+          </w:tcPr>
+          <w:p>
+            <w:pPr>
+              <w:widowControl w:val="0"/>
+              <w:spacing w:line="240" w:lineRule="auto"/>
+              <w:rPr/>
+            </w:pPr>
+            <w:r>
+              <w:rPr>
+                <w:rtl w:val="0"/>
+              </w:rPr>
+              <w:t xml:space="preserve">Item texture is clearly visible and not flickering </w:t>
             </w:r>
           </w:p>
         </w:tc>
@@ -512,56 +512,55 @@
               <w:rPr>
                 <w:rtl w:val="0"/>
               </w:rPr>
-              <w:t xml:space="preserve">User clicks “BUY” text</w:t>
-            </w:r>
-          </w:p>
-        </w:tc>
-        <w:tc>
-          <w:tcPr>
-            <w:shd w:fill="auto" w:val="clear"/>
-            <w:tcMar>
-              <w:top w:w="100.0" w:type="dxa"/>
-              <w:left w:w="100.0" w:type="dxa"/>
-              <w:bottom w:w="100.0" w:type="dxa"/>
-              <w:right w:w="100.0" w:type="dxa"/>
-            </w:tcMar>
-            <w:vAlign w:val="top"/>
-          </w:tcPr>
-          <w:p>
-            <w:pPr>
-              <w:widowControl w:val="0"/>
-              <w:spacing w:line="240" w:lineRule="auto"/>
-              <w:rPr/>
-            </w:pPr>
-            <w:r>
-              <w:rPr>
-                <w:rtl w:val="0"/>
-              </w:rPr>
-            </w:r>
-          </w:p>
-        </w:tc>
-        <w:tc>
-          <w:tcPr>
-            <w:shd w:fill="auto" w:val="clear"/>
-            <w:tcMar>
-              <w:top w:w="100.0" w:type="dxa"/>
-              <w:left w:w="100.0" w:type="dxa"/>
-              <w:bottom w:w="100.0" w:type="dxa"/>
-              <w:right w:w="100.0" w:type="dxa"/>
-            </w:tcMar>
-            <w:vAlign w:val="top"/>
-          </w:tcPr>
-          <w:p>
-            <w:pPr>
-              <w:widowControl w:val="0"/>
-              <w:spacing w:line="240" w:lineRule="auto"/>
-              <w:rPr/>
-            </w:pPr>
-            <w:r>
-              <w:rPr>
-                <w:rtl w:val="0"/>
-              </w:rPr>
-              <w:t xml:space="preserve">Upgrade is purchased, scrap price is paid</w:t>
+              <w:t xml:space="preserve">Repeat until every item is received </w:t>
+            </w:r>
+          </w:p>
+        </w:tc>
+        <w:tc>
+          <w:tcPr>
+            <w:shd w:fill="auto" w:val="clear"/>
+            <w:tcMar>
+              <w:top w:w="100.0" w:type="dxa"/>
+              <w:left w:w="100.0" w:type="dxa"/>
+              <w:bottom w:w="100.0" w:type="dxa"/>
+              <w:right w:w="100.0" w:type="dxa"/>
+            </w:tcMar>
+            <w:vAlign w:val="top"/>
+          </w:tcPr>
+          <w:p>
+            <w:pPr>
+              <w:widowControl w:val="0"/>
+              <w:spacing w:line="240" w:lineRule="auto"/>
+              <w:rPr/>
+            </w:pPr>
+            <w:r>
+              <w:rPr>
+                <w:rtl w:val="0"/>
+              </w:rPr>
+            </w:r>
+          </w:p>
+        </w:tc>
+        <w:tc>
+          <w:tcPr>
+            <w:shd w:fill="auto" w:val="clear"/>
+            <w:tcMar>
+              <w:top w:w="100.0" w:type="dxa"/>
+              <w:left w:w="100.0" w:type="dxa"/>
+              <w:bottom w:w="100.0" w:type="dxa"/>
+              <w:right w:w="100.0" w:type="dxa"/>
+            </w:tcMar>
+            <w:vAlign w:val="top"/>
+          </w:tcPr>
+          <w:p>
+            <w:pPr>
+              <w:widowControl w:val="0"/>
+              <w:spacing w:line="240" w:lineRule="auto"/>
+              <w:rPr/>
+            </w:pPr>
+            <w:r>
+              <w:rPr>
+                <w:rtl w:val="0"/>
+              </w:rPr>
             </w:r>
           </w:p>
         </w:tc>
@@ -603,21 +602,2269 @@
     </w:p>
     <w:p>
       <w:pPr>
-        <w:keepNext w:val="0"/>
-        <w:keepLines w:val="0"/>
-        <w:pageBreakBefore w:val="0"/>
-        <w:widowControl w:val="1"/>
-        <w:pBdr>
-          <w:top w:space="0" w:sz="0" w:val="nil"/>
-          <w:left w:space="0" w:sz="0" w:val="nil"/>
-          <w:bottom w:space="0" w:sz="0" w:val="nil"/>
-          <w:right w:space="0" w:sz="0" w:val="nil"/>
-          <w:between w:space="0" w:sz="0" w:val="nil"/>
-        </w:pBdr>
-        <w:shd w:fill="auto" w:val="clear"/>
-        <w:spacing w:after="0" w:before="0" w:line="276" w:lineRule="auto"/>
-        <w:ind w:left="0" w:right="0" w:firstLine="0"/>
+        <w:pStyle w:val="Heading3"/>
+        <w:rPr/>
+      </w:pPr>
+      <w:bookmarkStart w:colFirst="0" w:colLast="0" w:name="_90ce91wz7gmr" w:id="1"/>
+      <w:bookmarkEnd w:id="1"/>
+      <w:r>
+        <w:rPr>
+          <w:rtl w:val="0"/>
+        </w:rPr>
+        <w:t xml:space="preserve">Item Pickup</w:t>
+      </w:r>
+    </w:p>
+    <w:p>
+      <w:pPr>
+        <w:rPr/>
+      </w:pPr>
+      <w:r>
+        <w:rPr>
+          <w:rtl w:val="0"/>
+        </w:rPr>
+      </w:r>
+    </w:p>
+    <w:tbl>
+      <w:tblPr>
+        <w:tblStyle w:val="Table2"/>
+        <w:tblW w:w="9345.0" w:type="dxa"/>
         <w:jc w:val="left"/>
+        <w:tblBorders>
+          <w:top w:color="000000" w:space="0" w:sz="8" w:val="single"/>
+          <w:left w:color="000000" w:space="0" w:sz="8" w:val="single"/>
+          <w:bottom w:color="000000" w:space="0" w:sz="8" w:val="single"/>
+          <w:right w:color="000000" w:space="0" w:sz="8" w:val="single"/>
+          <w:insideH w:color="000000" w:space="0" w:sz="8" w:val="single"/>
+          <w:insideV w:color="000000" w:space="0" w:sz="8" w:val="single"/>
+        </w:tblBorders>
+        <w:tblLayout w:type="fixed"/>
+        <w:tblLook w:val="0600"/>
+      </w:tblPr>
+      <w:tblGrid>
+        <w:gridCol w:w="2715"/>
+        <w:gridCol w:w="1590"/>
+        <w:gridCol w:w="3435"/>
+        <w:gridCol w:w="1605"/>
+        <w:tblGridChange w:id="0">
+          <w:tblGrid>
+            <w:gridCol w:w="2715"/>
+            <w:gridCol w:w="1590"/>
+            <w:gridCol w:w="3435"/>
+            <w:gridCol w:w="1605"/>
+          </w:tblGrid>
+        </w:tblGridChange>
+      </w:tblGrid>
+      <w:tr>
+        <w:trPr>
+          <w:cantSplit w:val="0"/>
+          <w:tblHeader w:val="0"/>
+        </w:trPr>
+        <w:tc>
+          <w:tcPr>
+            <w:shd w:fill="auto" w:val="clear"/>
+            <w:tcMar>
+              <w:top w:w="100.0" w:type="dxa"/>
+              <w:left w:w="100.0" w:type="dxa"/>
+              <w:bottom w:w="100.0" w:type="dxa"/>
+              <w:right w:w="100.0" w:type="dxa"/>
+            </w:tcMar>
+            <w:vAlign w:val="top"/>
+          </w:tcPr>
+          <w:p>
+            <w:pPr>
+              <w:widowControl w:val="0"/>
+              <w:spacing w:line="240" w:lineRule="auto"/>
+              <w:rPr>
+                <w:b w:val="1"/>
+              </w:rPr>
+            </w:pPr>
+            <w:r>
+              <w:rPr>
+                <w:b w:val="1"/>
+                <w:rtl w:val="0"/>
+              </w:rPr>
+              <w:t xml:space="preserve">Step</w:t>
+            </w:r>
+          </w:p>
+        </w:tc>
+        <w:tc>
+          <w:tcPr>
+            <w:shd w:fill="auto" w:val="clear"/>
+            <w:tcMar>
+              <w:top w:w="100.0" w:type="dxa"/>
+              <w:left w:w="100.0" w:type="dxa"/>
+              <w:bottom w:w="100.0" w:type="dxa"/>
+              <w:right w:w="100.0" w:type="dxa"/>
+            </w:tcMar>
+            <w:vAlign w:val="top"/>
+          </w:tcPr>
+          <w:p>
+            <w:pPr>
+              <w:widowControl w:val="0"/>
+              <w:spacing w:line="240" w:lineRule="auto"/>
+              <w:rPr>
+                <w:b w:val="1"/>
+              </w:rPr>
+            </w:pPr>
+            <w:r>
+              <w:rPr>
+                <w:b w:val="1"/>
+                <w:rtl w:val="0"/>
+              </w:rPr>
+              <w:t xml:space="preserve">Data/Special Condition </w:t>
+            </w:r>
+          </w:p>
+        </w:tc>
+        <w:tc>
+          <w:tcPr>
+            <w:shd w:fill="auto" w:val="clear"/>
+            <w:tcMar>
+              <w:top w:w="100.0" w:type="dxa"/>
+              <w:left w:w="100.0" w:type="dxa"/>
+              <w:bottom w:w="100.0" w:type="dxa"/>
+              <w:right w:w="100.0" w:type="dxa"/>
+            </w:tcMar>
+            <w:vAlign w:val="top"/>
+          </w:tcPr>
+          <w:p>
+            <w:pPr>
+              <w:widowControl w:val="0"/>
+              <w:spacing w:line="240" w:lineRule="auto"/>
+              <w:rPr>
+                <w:b w:val="1"/>
+              </w:rPr>
+            </w:pPr>
+            <w:r>
+              <w:rPr>
+                <w:b w:val="1"/>
+                <w:rtl w:val="0"/>
+              </w:rPr>
+              <w:t xml:space="preserve">Expectation </w:t>
+            </w:r>
+          </w:p>
+        </w:tc>
+        <w:tc>
+          <w:tcPr>
+            <w:shd w:fill="auto" w:val="clear"/>
+            <w:tcMar>
+              <w:top w:w="100.0" w:type="dxa"/>
+              <w:left w:w="100.0" w:type="dxa"/>
+              <w:bottom w:w="100.0" w:type="dxa"/>
+              <w:right w:w="100.0" w:type="dxa"/>
+            </w:tcMar>
+            <w:vAlign w:val="top"/>
+          </w:tcPr>
+          <w:p>
+            <w:pPr>
+              <w:widowControl w:val="0"/>
+              <w:spacing w:line="240" w:lineRule="auto"/>
+              <w:rPr>
+                <w:b w:val="1"/>
+              </w:rPr>
+            </w:pPr>
+            <w:r>
+              <w:rPr>
+                <w:b w:val="1"/>
+                <w:rtl w:val="0"/>
+              </w:rPr>
+              <w:t xml:space="preserve">Bug</w:t>
+            </w:r>
+          </w:p>
+        </w:tc>
+      </w:tr>
+      <w:tr>
+        <w:trPr>
+          <w:cantSplit w:val="0"/>
+          <w:tblHeader w:val="0"/>
+        </w:trPr>
+        <w:tc>
+          <w:tcPr>
+            <w:shd w:fill="auto" w:val="clear"/>
+            <w:tcMar>
+              <w:top w:w="100.0" w:type="dxa"/>
+              <w:left w:w="100.0" w:type="dxa"/>
+              <w:bottom w:w="100.0" w:type="dxa"/>
+              <w:right w:w="100.0" w:type="dxa"/>
+            </w:tcMar>
+            <w:vAlign w:val="top"/>
+          </w:tcPr>
+          <w:p>
+            <w:pPr>
+              <w:widowControl w:val="0"/>
+              <w:spacing w:line="240" w:lineRule="auto"/>
+              <w:rPr/>
+            </w:pPr>
+            <w:r>
+              <w:rPr>
+                <w:rtl w:val="0"/>
+              </w:rPr>
+              <w:t xml:space="preserve">User launches the game</w:t>
+            </w:r>
+          </w:p>
+        </w:tc>
+        <w:tc>
+          <w:tcPr>
+            <w:shd w:fill="auto" w:val="clear"/>
+            <w:tcMar>
+              <w:top w:w="100.0" w:type="dxa"/>
+              <w:left w:w="100.0" w:type="dxa"/>
+              <w:bottom w:w="100.0" w:type="dxa"/>
+              <w:right w:w="100.0" w:type="dxa"/>
+            </w:tcMar>
+            <w:vAlign w:val="top"/>
+          </w:tcPr>
+          <w:p>
+            <w:pPr>
+              <w:widowControl w:val="0"/>
+              <w:spacing w:line="240" w:lineRule="auto"/>
+              <w:rPr/>
+            </w:pPr>
+            <w:r>
+              <w:rPr>
+                <w:rtl w:val="0"/>
+              </w:rPr>
+            </w:r>
+          </w:p>
+        </w:tc>
+        <w:tc>
+          <w:tcPr>
+            <w:shd w:fill="auto" w:val="clear"/>
+            <w:tcMar>
+              <w:top w:w="100.0" w:type="dxa"/>
+              <w:left w:w="100.0" w:type="dxa"/>
+              <w:bottom w:w="100.0" w:type="dxa"/>
+              <w:right w:w="100.0" w:type="dxa"/>
+            </w:tcMar>
+            <w:vAlign w:val="top"/>
+          </w:tcPr>
+          <w:p>
+            <w:pPr>
+              <w:widowControl w:val="0"/>
+              <w:spacing w:line="240" w:lineRule="auto"/>
+              <w:rPr/>
+            </w:pPr>
+            <w:r>
+              <w:rPr>
+                <w:rtl w:val="0"/>
+              </w:rPr>
+            </w:r>
+          </w:p>
+        </w:tc>
+        <w:tc>
+          <w:tcPr>
+            <w:shd w:fill="auto" w:val="clear"/>
+            <w:tcMar>
+              <w:top w:w="100.0" w:type="dxa"/>
+              <w:left w:w="100.0" w:type="dxa"/>
+              <w:bottom w:w="100.0" w:type="dxa"/>
+              <w:right w:w="100.0" w:type="dxa"/>
+            </w:tcMar>
+            <w:vAlign w:val="top"/>
+          </w:tcPr>
+          <w:p>
+            <w:pPr>
+              <w:widowControl w:val="0"/>
+              <w:spacing w:line="240" w:lineRule="auto"/>
+              <w:rPr/>
+            </w:pPr>
+            <w:r>
+              <w:rPr>
+                <w:rtl w:val="0"/>
+              </w:rPr>
+            </w:r>
+          </w:p>
+        </w:tc>
+      </w:tr>
+      <w:tr>
+        <w:trPr>
+          <w:cantSplit w:val="0"/>
+          <w:tblHeader w:val="0"/>
+        </w:trPr>
+        <w:tc>
+          <w:tcPr>
+            <w:shd w:fill="auto" w:val="clear"/>
+            <w:tcMar>
+              <w:top w:w="100.0" w:type="dxa"/>
+              <w:left w:w="100.0" w:type="dxa"/>
+              <w:bottom w:w="100.0" w:type="dxa"/>
+              <w:right w:w="100.0" w:type="dxa"/>
+            </w:tcMar>
+            <w:vAlign w:val="top"/>
+          </w:tcPr>
+          <w:p>
+            <w:pPr>
+              <w:widowControl w:val="0"/>
+              <w:spacing w:line="240" w:lineRule="auto"/>
+              <w:rPr/>
+            </w:pPr>
+            <w:r>
+              <w:rPr>
+                <w:rtl w:val="0"/>
+              </w:rPr>
+              <w:t xml:space="preserve">User presses ‘E’ when within range of an item</w:t>
+            </w:r>
+          </w:p>
+        </w:tc>
+        <w:tc>
+          <w:tcPr>
+            <w:shd w:fill="auto" w:val="clear"/>
+            <w:tcMar>
+              <w:top w:w="100.0" w:type="dxa"/>
+              <w:left w:w="100.0" w:type="dxa"/>
+              <w:bottom w:w="100.0" w:type="dxa"/>
+              <w:right w:w="100.0" w:type="dxa"/>
+            </w:tcMar>
+            <w:vAlign w:val="top"/>
+          </w:tcPr>
+          <w:p>
+            <w:pPr>
+              <w:widowControl w:val="0"/>
+              <w:spacing w:line="240" w:lineRule="auto"/>
+              <w:rPr/>
+            </w:pPr>
+            <w:r>
+              <w:rPr>
+                <w:rtl w:val="0"/>
+              </w:rPr>
+            </w:r>
+          </w:p>
+        </w:tc>
+        <w:tc>
+          <w:tcPr>
+            <w:shd w:fill="auto" w:val="clear"/>
+            <w:tcMar>
+              <w:top w:w="100.0" w:type="dxa"/>
+              <w:left w:w="100.0" w:type="dxa"/>
+              <w:bottom w:w="100.0" w:type="dxa"/>
+              <w:right w:w="100.0" w:type="dxa"/>
+            </w:tcMar>
+            <w:vAlign w:val="top"/>
+          </w:tcPr>
+          <w:p>
+            <w:pPr>
+              <w:widowControl w:val="0"/>
+              <w:spacing w:line="240" w:lineRule="auto"/>
+              <w:rPr/>
+            </w:pPr>
+            <w:r>
+              <w:rPr>
+                <w:rtl w:val="0"/>
+              </w:rPr>
+              <w:t xml:space="preserve">Item disappears off of the ground and the appropriate stats are applied to the player modifier. The item is added to inventory.</w:t>
+            </w:r>
+          </w:p>
+        </w:tc>
+        <w:tc>
+          <w:tcPr>
+            <w:shd w:fill="auto" w:val="clear"/>
+            <w:tcMar>
+              <w:top w:w="100.0" w:type="dxa"/>
+              <w:left w:w="100.0" w:type="dxa"/>
+              <w:bottom w:w="100.0" w:type="dxa"/>
+              <w:right w:w="100.0" w:type="dxa"/>
+            </w:tcMar>
+            <w:vAlign w:val="top"/>
+          </w:tcPr>
+          <w:p>
+            <w:pPr>
+              <w:widowControl w:val="0"/>
+              <w:spacing w:line="240" w:lineRule="auto"/>
+              <w:rPr/>
+            </w:pPr>
+            <w:r>
+              <w:rPr>
+                <w:rtl w:val="0"/>
+              </w:rPr>
+            </w:r>
+          </w:p>
+        </w:tc>
+      </w:tr>
+      <w:tr>
+        <w:trPr>
+          <w:cantSplit w:val="0"/>
+          <w:tblHeader w:val="0"/>
+        </w:trPr>
+        <w:tc>
+          <w:tcPr>
+            <w:shd w:fill="auto" w:val="clear"/>
+            <w:tcMar>
+              <w:top w:w="100.0" w:type="dxa"/>
+              <w:left w:w="100.0" w:type="dxa"/>
+              <w:bottom w:w="100.0" w:type="dxa"/>
+              <w:right w:w="100.0" w:type="dxa"/>
+            </w:tcMar>
+            <w:vAlign w:val="top"/>
+          </w:tcPr>
+          <w:p>
+            <w:pPr>
+              <w:widowControl w:val="0"/>
+              <w:spacing w:line="240" w:lineRule="auto"/>
+              <w:rPr/>
+            </w:pPr>
+            <w:r>
+              <w:rPr>
+                <w:rtl w:val="0"/>
+              </w:rPr>
+              <w:t xml:space="preserve">User continues playing</w:t>
+            </w:r>
+          </w:p>
+        </w:tc>
+        <w:tc>
+          <w:tcPr>
+            <w:shd w:fill="auto" w:val="clear"/>
+            <w:tcMar>
+              <w:top w:w="100.0" w:type="dxa"/>
+              <w:left w:w="100.0" w:type="dxa"/>
+              <w:bottom w:w="100.0" w:type="dxa"/>
+              <w:right w:w="100.0" w:type="dxa"/>
+            </w:tcMar>
+            <w:vAlign w:val="top"/>
+          </w:tcPr>
+          <w:p>
+            <w:pPr>
+              <w:widowControl w:val="0"/>
+              <w:spacing w:line="240" w:lineRule="auto"/>
+              <w:rPr/>
+            </w:pPr>
+            <w:r>
+              <w:rPr>
+                <w:rtl w:val="0"/>
+              </w:rPr>
+            </w:r>
+          </w:p>
+        </w:tc>
+        <w:tc>
+          <w:tcPr>
+            <w:shd w:fill="auto" w:val="clear"/>
+            <w:tcMar>
+              <w:top w:w="100.0" w:type="dxa"/>
+              <w:left w:w="100.0" w:type="dxa"/>
+              <w:bottom w:w="100.0" w:type="dxa"/>
+              <w:right w:w="100.0" w:type="dxa"/>
+            </w:tcMar>
+            <w:vAlign w:val="top"/>
+          </w:tcPr>
+          <w:p>
+            <w:pPr>
+              <w:widowControl w:val="0"/>
+              <w:spacing w:line="240" w:lineRule="auto"/>
+              <w:rPr/>
+            </w:pPr>
+            <w:r>
+              <w:rPr>
+                <w:rtl w:val="0"/>
+              </w:rPr>
+              <w:t xml:space="preserve">Buff/debuffs are applied and change the gameplay. See buildItemSet() in world_init.cpp for specific stat buffs/debuffs.</w:t>
+            </w:r>
+          </w:p>
+        </w:tc>
+        <w:tc>
+          <w:tcPr>
+            <w:shd w:fill="auto" w:val="clear"/>
+            <w:tcMar>
+              <w:top w:w="100.0" w:type="dxa"/>
+              <w:left w:w="100.0" w:type="dxa"/>
+              <w:bottom w:w="100.0" w:type="dxa"/>
+              <w:right w:w="100.0" w:type="dxa"/>
+            </w:tcMar>
+            <w:vAlign w:val="top"/>
+          </w:tcPr>
+          <w:p>
+            <w:pPr>
+              <w:widowControl w:val="0"/>
+              <w:spacing w:line="240" w:lineRule="auto"/>
+              <w:rPr/>
+            </w:pPr>
+            <w:r>
+              <w:rPr>
+                <w:rtl w:val="0"/>
+              </w:rPr>
+            </w:r>
+          </w:p>
+        </w:tc>
+      </w:tr>
+      <w:tr>
+        <w:trPr>
+          <w:cantSplit w:val="0"/>
+          <w:tblHeader w:val="0"/>
+        </w:trPr>
+        <w:tc>
+          <w:tcPr>
+            <w:shd w:fill="auto" w:val="clear"/>
+            <w:tcMar>
+              <w:top w:w="100.0" w:type="dxa"/>
+              <w:left w:w="100.0" w:type="dxa"/>
+              <w:bottom w:w="100.0" w:type="dxa"/>
+              <w:right w:w="100.0" w:type="dxa"/>
+            </w:tcMar>
+            <w:vAlign w:val="top"/>
+          </w:tcPr>
+          <w:p>
+            <w:pPr>
+              <w:widowControl w:val="0"/>
+              <w:spacing w:line="240" w:lineRule="auto"/>
+              <w:rPr/>
+            </w:pPr>
+            <w:r>
+              <w:rPr>
+                <w:rtl w:val="0"/>
+              </w:rPr>
+              <w:t xml:space="preserve">Repeat until every item is picked up</w:t>
+            </w:r>
+          </w:p>
+        </w:tc>
+        <w:tc>
+          <w:tcPr>
+            <w:shd w:fill="auto" w:val="clear"/>
+            <w:tcMar>
+              <w:top w:w="100.0" w:type="dxa"/>
+              <w:left w:w="100.0" w:type="dxa"/>
+              <w:bottom w:w="100.0" w:type="dxa"/>
+              <w:right w:w="100.0" w:type="dxa"/>
+            </w:tcMar>
+            <w:vAlign w:val="top"/>
+          </w:tcPr>
+          <w:p>
+            <w:pPr>
+              <w:widowControl w:val="0"/>
+              <w:spacing w:line="240" w:lineRule="auto"/>
+              <w:rPr/>
+            </w:pPr>
+            <w:r>
+              <w:rPr>
+                <w:rtl w:val="0"/>
+              </w:rPr>
+            </w:r>
+          </w:p>
+        </w:tc>
+        <w:tc>
+          <w:tcPr>
+            <w:shd w:fill="auto" w:val="clear"/>
+            <w:tcMar>
+              <w:top w:w="100.0" w:type="dxa"/>
+              <w:left w:w="100.0" w:type="dxa"/>
+              <w:bottom w:w="100.0" w:type="dxa"/>
+              <w:right w:w="100.0" w:type="dxa"/>
+            </w:tcMar>
+            <w:vAlign w:val="top"/>
+          </w:tcPr>
+          <w:p>
+            <w:pPr>
+              <w:widowControl w:val="0"/>
+              <w:spacing w:line="240" w:lineRule="auto"/>
+              <w:rPr/>
+            </w:pPr>
+            <w:r>
+              <w:rPr>
+                <w:rtl w:val="0"/>
+              </w:rPr>
+            </w:r>
+          </w:p>
+        </w:tc>
+        <w:tc>
+          <w:tcPr>
+            <w:shd w:fill="auto" w:val="clear"/>
+            <w:tcMar>
+              <w:top w:w="100.0" w:type="dxa"/>
+              <w:left w:w="100.0" w:type="dxa"/>
+              <w:bottom w:w="100.0" w:type="dxa"/>
+              <w:right w:w="100.0" w:type="dxa"/>
+            </w:tcMar>
+            <w:vAlign w:val="top"/>
+          </w:tcPr>
+          <w:p>
+            <w:pPr>
+              <w:widowControl w:val="0"/>
+              <w:spacing w:line="240" w:lineRule="auto"/>
+              <w:rPr/>
+            </w:pPr>
+            <w:r>
+              <w:rPr>
+                <w:rtl w:val="0"/>
+              </w:rPr>
+            </w:r>
+          </w:p>
+        </w:tc>
+      </w:tr>
+    </w:tbl>
+    <w:p>
+      <w:pPr>
+        <w:rPr/>
+      </w:pPr>
+      <w:r>
+        <w:rPr>
+          <w:rtl w:val="0"/>
+        </w:rPr>
+      </w:r>
+    </w:p>
+    <w:p>
+      <w:pPr>
+        <w:rPr/>
+      </w:pPr>
+      <w:r>
+        <w:rPr>
+          <w:rtl w:val="0"/>
+        </w:rPr>
+      </w:r>
+    </w:p>
+    <w:p>
+      <w:pPr>
+        <w:pStyle w:val="Heading3"/>
+        <w:rPr/>
+      </w:pPr>
+      <w:bookmarkStart w:colFirst="0" w:colLast="0" w:name="_tfcl8a9dez" w:id="2"/>
+      <w:bookmarkEnd w:id="2"/>
+      <w:r>
+        <w:rPr>
+          <w:rtl w:val="0"/>
+        </w:rPr>
+        <w:t xml:space="preserve">Drop item ground from inventory</w:t>
+      </w:r>
+    </w:p>
+    <w:p>
+      <w:pPr>
+        <w:rPr/>
+      </w:pPr>
+      <w:r>
+        <w:rPr>
+          <w:rtl w:val="0"/>
+        </w:rPr>
+      </w:r>
+    </w:p>
+    <w:tbl>
+      <w:tblPr>
+        <w:tblStyle w:val="Table3"/>
+        <w:tblW w:w="9345.0" w:type="dxa"/>
+        <w:jc w:val="left"/>
+        <w:tblBorders>
+          <w:top w:color="000000" w:space="0" w:sz="8" w:val="single"/>
+          <w:left w:color="000000" w:space="0" w:sz="8" w:val="single"/>
+          <w:bottom w:color="000000" w:space="0" w:sz="8" w:val="single"/>
+          <w:right w:color="000000" w:space="0" w:sz="8" w:val="single"/>
+          <w:insideH w:color="000000" w:space="0" w:sz="8" w:val="single"/>
+          <w:insideV w:color="000000" w:space="0" w:sz="8" w:val="single"/>
+        </w:tblBorders>
+        <w:tblLayout w:type="fixed"/>
+        <w:tblLook w:val="0600"/>
+      </w:tblPr>
+      <w:tblGrid>
+        <w:gridCol w:w="2715"/>
+        <w:gridCol w:w="1590"/>
+        <w:gridCol w:w="3435"/>
+        <w:gridCol w:w="1605"/>
+        <w:tblGridChange w:id="0">
+          <w:tblGrid>
+            <w:gridCol w:w="2715"/>
+            <w:gridCol w:w="1590"/>
+            <w:gridCol w:w="3435"/>
+            <w:gridCol w:w="1605"/>
+          </w:tblGrid>
+        </w:tblGridChange>
+      </w:tblGrid>
+      <w:tr>
+        <w:trPr>
+          <w:cantSplit w:val="0"/>
+          <w:tblHeader w:val="0"/>
+        </w:trPr>
+        <w:tc>
+          <w:tcPr>
+            <w:shd w:fill="auto" w:val="clear"/>
+            <w:tcMar>
+              <w:top w:w="100.0" w:type="dxa"/>
+              <w:left w:w="100.0" w:type="dxa"/>
+              <w:bottom w:w="100.0" w:type="dxa"/>
+              <w:right w:w="100.0" w:type="dxa"/>
+            </w:tcMar>
+            <w:vAlign w:val="top"/>
+          </w:tcPr>
+          <w:p>
+            <w:pPr>
+              <w:widowControl w:val="0"/>
+              <w:spacing w:line="240" w:lineRule="auto"/>
+              <w:rPr>
+                <w:b w:val="1"/>
+              </w:rPr>
+            </w:pPr>
+            <w:r>
+              <w:rPr>
+                <w:b w:val="1"/>
+                <w:rtl w:val="0"/>
+              </w:rPr>
+              <w:t xml:space="preserve">Step</w:t>
+            </w:r>
+          </w:p>
+        </w:tc>
+        <w:tc>
+          <w:tcPr>
+            <w:shd w:fill="auto" w:val="clear"/>
+            <w:tcMar>
+              <w:top w:w="100.0" w:type="dxa"/>
+              <w:left w:w="100.0" w:type="dxa"/>
+              <w:bottom w:w="100.0" w:type="dxa"/>
+              <w:right w:w="100.0" w:type="dxa"/>
+            </w:tcMar>
+            <w:vAlign w:val="top"/>
+          </w:tcPr>
+          <w:p>
+            <w:pPr>
+              <w:widowControl w:val="0"/>
+              <w:spacing w:line="240" w:lineRule="auto"/>
+              <w:rPr>
+                <w:b w:val="1"/>
+              </w:rPr>
+            </w:pPr>
+            <w:r>
+              <w:rPr>
+                <w:b w:val="1"/>
+                <w:rtl w:val="0"/>
+              </w:rPr>
+              <w:t xml:space="preserve">Data/Special Condition </w:t>
+            </w:r>
+          </w:p>
+        </w:tc>
+        <w:tc>
+          <w:tcPr>
+            <w:shd w:fill="auto" w:val="clear"/>
+            <w:tcMar>
+              <w:top w:w="100.0" w:type="dxa"/>
+              <w:left w:w="100.0" w:type="dxa"/>
+              <w:bottom w:w="100.0" w:type="dxa"/>
+              <w:right w:w="100.0" w:type="dxa"/>
+            </w:tcMar>
+            <w:vAlign w:val="top"/>
+          </w:tcPr>
+          <w:p>
+            <w:pPr>
+              <w:widowControl w:val="0"/>
+              <w:spacing w:line="240" w:lineRule="auto"/>
+              <w:rPr>
+                <w:b w:val="1"/>
+              </w:rPr>
+            </w:pPr>
+            <w:r>
+              <w:rPr>
+                <w:b w:val="1"/>
+                <w:rtl w:val="0"/>
+              </w:rPr>
+              <w:t xml:space="preserve">Expectation </w:t>
+            </w:r>
+          </w:p>
+        </w:tc>
+        <w:tc>
+          <w:tcPr>
+            <w:shd w:fill="auto" w:val="clear"/>
+            <w:tcMar>
+              <w:top w:w="100.0" w:type="dxa"/>
+              <w:left w:w="100.0" w:type="dxa"/>
+              <w:bottom w:w="100.0" w:type="dxa"/>
+              <w:right w:w="100.0" w:type="dxa"/>
+            </w:tcMar>
+            <w:vAlign w:val="top"/>
+          </w:tcPr>
+          <w:p>
+            <w:pPr>
+              <w:widowControl w:val="0"/>
+              <w:spacing w:line="240" w:lineRule="auto"/>
+              <w:rPr>
+                <w:b w:val="1"/>
+              </w:rPr>
+            </w:pPr>
+            <w:r>
+              <w:rPr>
+                <w:b w:val="1"/>
+                <w:rtl w:val="0"/>
+              </w:rPr>
+              <w:t xml:space="preserve">Bug</w:t>
+            </w:r>
+          </w:p>
+        </w:tc>
+      </w:tr>
+      <w:tr>
+        <w:trPr>
+          <w:cantSplit w:val="0"/>
+          <w:tblHeader w:val="0"/>
+        </w:trPr>
+        <w:tc>
+          <w:tcPr>
+            <w:shd w:fill="auto" w:val="clear"/>
+            <w:tcMar>
+              <w:top w:w="100.0" w:type="dxa"/>
+              <w:left w:w="100.0" w:type="dxa"/>
+              <w:bottom w:w="100.0" w:type="dxa"/>
+              <w:right w:w="100.0" w:type="dxa"/>
+            </w:tcMar>
+            <w:vAlign w:val="top"/>
+          </w:tcPr>
+          <w:p>
+            <w:pPr>
+              <w:widowControl w:val="0"/>
+              <w:spacing w:line="240" w:lineRule="auto"/>
+              <w:rPr/>
+            </w:pPr>
+            <w:r>
+              <w:rPr>
+                <w:rtl w:val="0"/>
+              </w:rPr>
+              <w:t xml:space="preserve">User launches the game</w:t>
+            </w:r>
+          </w:p>
+        </w:tc>
+        <w:tc>
+          <w:tcPr>
+            <w:shd w:fill="auto" w:val="clear"/>
+            <w:tcMar>
+              <w:top w:w="100.0" w:type="dxa"/>
+              <w:left w:w="100.0" w:type="dxa"/>
+              <w:bottom w:w="100.0" w:type="dxa"/>
+              <w:right w:w="100.0" w:type="dxa"/>
+            </w:tcMar>
+            <w:vAlign w:val="top"/>
+          </w:tcPr>
+          <w:p>
+            <w:pPr>
+              <w:widowControl w:val="0"/>
+              <w:spacing w:line="240" w:lineRule="auto"/>
+              <w:rPr/>
+            </w:pPr>
+            <w:r>
+              <w:rPr>
+                <w:rtl w:val="0"/>
+              </w:rPr>
+            </w:r>
+          </w:p>
+        </w:tc>
+        <w:tc>
+          <w:tcPr>
+            <w:shd w:fill="auto" w:val="clear"/>
+            <w:tcMar>
+              <w:top w:w="100.0" w:type="dxa"/>
+              <w:left w:w="100.0" w:type="dxa"/>
+              <w:bottom w:w="100.0" w:type="dxa"/>
+              <w:right w:w="100.0" w:type="dxa"/>
+            </w:tcMar>
+            <w:vAlign w:val="top"/>
+          </w:tcPr>
+          <w:p>
+            <w:pPr>
+              <w:widowControl w:val="0"/>
+              <w:spacing w:line="240" w:lineRule="auto"/>
+              <w:rPr/>
+            </w:pPr>
+            <w:r>
+              <w:rPr>
+                <w:rtl w:val="0"/>
+              </w:rPr>
+            </w:r>
+          </w:p>
+        </w:tc>
+        <w:tc>
+          <w:tcPr>
+            <w:shd w:fill="auto" w:val="clear"/>
+            <w:tcMar>
+              <w:top w:w="100.0" w:type="dxa"/>
+              <w:left w:w="100.0" w:type="dxa"/>
+              <w:bottom w:w="100.0" w:type="dxa"/>
+              <w:right w:w="100.0" w:type="dxa"/>
+            </w:tcMar>
+            <w:vAlign w:val="top"/>
+          </w:tcPr>
+          <w:p>
+            <w:pPr>
+              <w:widowControl w:val="0"/>
+              <w:spacing w:line="240" w:lineRule="auto"/>
+              <w:rPr/>
+            </w:pPr>
+            <w:r>
+              <w:rPr>
+                <w:rtl w:val="0"/>
+              </w:rPr>
+            </w:r>
+          </w:p>
+        </w:tc>
+      </w:tr>
+      <w:tr>
+        <w:trPr>
+          <w:cantSplit w:val="0"/>
+          <w:tblHeader w:val="0"/>
+        </w:trPr>
+        <w:tc>
+          <w:tcPr>
+            <w:shd w:fill="auto" w:val="clear"/>
+            <w:tcMar>
+              <w:top w:w="100.0" w:type="dxa"/>
+              <w:left w:w="100.0" w:type="dxa"/>
+              <w:bottom w:w="100.0" w:type="dxa"/>
+              <w:right w:w="100.0" w:type="dxa"/>
+            </w:tcMar>
+            <w:vAlign w:val="top"/>
+          </w:tcPr>
+          <w:p>
+            <w:pPr>
+              <w:widowControl w:val="0"/>
+              <w:spacing w:line="240" w:lineRule="auto"/>
+              <w:rPr/>
+            </w:pPr>
+            <w:r>
+              <w:rPr>
+                <w:rtl w:val="0"/>
+              </w:rPr>
+              <w:t xml:space="preserve">User presses ‘E’ when within range of an item</w:t>
+            </w:r>
+          </w:p>
+        </w:tc>
+        <w:tc>
+          <w:tcPr>
+            <w:shd w:fill="auto" w:val="clear"/>
+            <w:tcMar>
+              <w:top w:w="100.0" w:type="dxa"/>
+              <w:left w:w="100.0" w:type="dxa"/>
+              <w:bottom w:w="100.0" w:type="dxa"/>
+              <w:right w:w="100.0" w:type="dxa"/>
+            </w:tcMar>
+            <w:vAlign w:val="top"/>
+          </w:tcPr>
+          <w:p>
+            <w:pPr>
+              <w:widowControl w:val="0"/>
+              <w:spacing w:line="240" w:lineRule="auto"/>
+              <w:rPr/>
+            </w:pPr>
+            <w:r>
+              <w:rPr>
+                <w:rtl w:val="0"/>
+              </w:rPr>
+            </w:r>
+          </w:p>
+        </w:tc>
+        <w:tc>
+          <w:tcPr>
+            <w:shd w:fill="auto" w:val="clear"/>
+            <w:tcMar>
+              <w:top w:w="100.0" w:type="dxa"/>
+              <w:left w:w="100.0" w:type="dxa"/>
+              <w:bottom w:w="100.0" w:type="dxa"/>
+              <w:right w:w="100.0" w:type="dxa"/>
+            </w:tcMar>
+            <w:vAlign w:val="top"/>
+          </w:tcPr>
+          <w:p>
+            <w:pPr>
+              <w:widowControl w:val="0"/>
+              <w:spacing w:line="240" w:lineRule="auto"/>
+              <w:rPr/>
+            </w:pPr>
+            <w:r>
+              <w:rPr>
+                <w:rtl w:val="0"/>
+              </w:rPr>
+              <w:t xml:space="preserve">Item disappears off of the ground and the appropriate stats are applied to the player modifier. The item is added to inventory.</w:t>
+            </w:r>
+          </w:p>
+        </w:tc>
+        <w:tc>
+          <w:tcPr>
+            <w:shd w:fill="auto" w:val="clear"/>
+            <w:tcMar>
+              <w:top w:w="100.0" w:type="dxa"/>
+              <w:left w:w="100.0" w:type="dxa"/>
+              <w:bottom w:w="100.0" w:type="dxa"/>
+              <w:right w:w="100.0" w:type="dxa"/>
+            </w:tcMar>
+            <w:vAlign w:val="top"/>
+          </w:tcPr>
+          <w:p>
+            <w:pPr>
+              <w:widowControl w:val="0"/>
+              <w:spacing w:line="240" w:lineRule="auto"/>
+              <w:rPr/>
+            </w:pPr>
+            <w:r>
+              <w:rPr>
+                <w:rtl w:val="0"/>
+              </w:rPr>
+            </w:r>
+          </w:p>
+        </w:tc>
+      </w:tr>
+      <w:tr>
+        <w:trPr>
+          <w:cantSplit w:val="0"/>
+          <w:tblHeader w:val="0"/>
+        </w:trPr>
+        <w:tc>
+          <w:tcPr>
+            <w:shd w:fill="auto" w:val="clear"/>
+            <w:tcMar>
+              <w:top w:w="100.0" w:type="dxa"/>
+              <w:left w:w="100.0" w:type="dxa"/>
+              <w:bottom w:w="100.0" w:type="dxa"/>
+              <w:right w:w="100.0" w:type="dxa"/>
+            </w:tcMar>
+            <w:vAlign w:val="top"/>
+          </w:tcPr>
+          <w:p>
+            <w:pPr>
+              <w:widowControl w:val="0"/>
+              <w:spacing w:line="240" w:lineRule="auto"/>
+              <w:rPr/>
+            </w:pPr>
+            <w:r>
+              <w:rPr>
+                <w:rtl w:val="0"/>
+              </w:rPr>
+              <w:t xml:space="preserve">User presses number from 1 to 9 to drop item of the corresponding slot</w:t>
+            </w:r>
+          </w:p>
+        </w:tc>
+        <w:tc>
+          <w:tcPr>
+            <w:shd w:fill="auto" w:val="clear"/>
+            <w:tcMar>
+              <w:top w:w="100.0" w:type="dxa"/>
+              <w:left w:w="100.0" w:type="dxa"/>
+              <w:bottom w:w="100.0" w:type="dxa"/>
+              <w:right w:w="100.0" w:type="dxa"/>
+            </w:tcMar>
+            <w:vAlign w:val="top"/>
+          </w:tcPr>
+          <w:p>
+            <w:pPr>
+              <w:widowControl w:val="0"/>
+              <w:spacing w:line="240" w:lineRule="auto"/>
+              <w:rPr/>
+            </w:pPr>
+            <w:r>
+              <w:rPr>
+                <w:rtl w:val="0"/>
+              </w:rPr>
+              <w:t xml:space="preserve">there is item in the corresponding slot</w:t>
+            </w:r>
+          </w:p>
+        </w:tc>
+        <w:tc>
+          <w:tcPr>
+            <w:shd w:fill="auto" w:val="clear"/>
+            <w:tcMar>
+              <w:top w:w="100.0" w:type="dxa"/>
+              <w:left w:w="100.0" w:type="dxa"/>
+              <w:bottom w:w="100.0" w:type="dxa"/>
+              <w:right w:w="100.0" w:type="dxa"/>
+            </w:tcMar>
+            <w:vAlign w:val="top"/>
+          </w:tcPr>
+          <w:p>
+            <w:pPr>
+              <w:widowControl w:val="0"/>
+              <w:spacing w:line="240" w:lineRule="auto"/>
+              <w:rPr/>
+            </w:pPr>
+            <w:r>
+              <w:rPr>
+                <w:rtl w:val="0"/>
+              </w:rPr>
+              <w:t xml:space="preserve">Item at that slot is dropped on ground and not longer in the inventory.</w:t>
+            </w:r>
+          </w:p>
+        </w:tc>
+        <w:tc>
+          <w:tcPr>
+            <w:shd w:fill="auto" w:val="clear"/>
+            <w:tcMar>
+              <w:top w:w="100.0" w:type="dxa"/>
+              <w:left w:w="100.0" w:type="dxa"/>
+              <w:bottom w:w="100.0" w:type="dxa"/>
+              <w:right w:w="100.0" w:type="dxa"/>
+            </w:tcMar>
+            <w:vAlign w:val="top"/>
+          </w:tcPr>
+          <w:p>
+            <w:pPr>
+              <w:widowControl w:val="0"/>
+              <w:spacing w:line="240" w:lineRule="auto"/>
+              <w:rPr/>
+            </w:pPr>
+            <w:r>
+              <w:rPr>
+                <w:rtl w:val="0"/>
+              </w:rPr>
+            </w:r>
+          </w:p>
+        </w:tc>
+      </w:tr>
+    </w:tbl>
+    <w:p>
+      <w:pPr>
+        <w:rPr/>
+      </w:pPr>
+      <w:r>
+        <w:rPr>
+          <w:rtl w:val="0"/>
+        </w:rPr>
+      </w:r>
+    </w:p>
+    <w:p>
+      <w:pPr>
+        <w:rPr/>
+      </w:pPr>
+      <w:r>
+        <w:rPr>
+          <w:rtl w:val="0"/>
+        </w:rPr>
+      </w:r>
+    </w:p>
+    <w:p>
+      <w:pPr>
+        <w:rPr/>
+      </w:pPr>
+      <w:r>
+        <w:rPr>
+          <w:rtl w:val="0"/>
+        </w:rPr>
+      </w:r>
+    </w:p>
+    <w:p>
+      <w:pPr>
+        <w:rPr/>
+      </w:pPr>
+      <w:r>
+        <w:rPr>
+          <w:rtl w:val="0"/>
+        </w:rPr>
+      </w:r>
+    </w:p>
+    <w:p>
+      <w:pPr>
+        <w:rPr/>
+      </w:pPr>
+      <w:r>
+        <w:rPr>
+          <w:rtl w:val="0"/>
+        </w:rPr>
+      </w:r>
+    </w:p>
+    <w:p>
+      <w:pPr>
+        <w:rPr/>
+      </w:pPr>
+      <w:r>
+        <w:rPr>
+          <w:rtl w:val="0"/>
+        </w:rPr>
+      </w:r>
+    </w:p>
+    <w:p>
+      <w:pPr>
+        <w:rPr/>
+      </w:pPr>
+      <w:r>
+        <w:rPr>
+          <w:rtl w:val="0"/>
+        </w:rPr>
+      </w:r>
+    </w:p>
+    <w:p>
+      <w:pPr>
+        <w:rPr/>
+      </w:pPr>
+      <w:r>
+        <w:rPr>
+          <w:rtl w:val="0"/>
+        </w:rPr>
+      </w:r>
+    </w:p>
+    <w:p>
+      <w:pPr>
+        <w:pStyle w:val="Heading3"/>
+        <w:rPr/>
+      </w:pPr>
+      <w:bookmarkStart w:colFirst="0" w:colLast="0" w:name="_fxvhh32jmmm0" w:id="3"/>
+      <w:bookmarkEnd w:id="3"/>
+      <w:r>
+        <w:rPr>
+          <w:rtl w:val="0"/>
+        </w:rPr>
+        <w:t xml:space="preserve">Item Pickup Full</w:t>
+      </w:r>
+    </w:p>
+    <w:p>
+      <w:pPr>
+        <w:rPr/>
+      </w:pPr>
+      <w:r>
+        <w:rPr>
+          <w:rtl w:val="0"/>
+        </w:rPr>
+      </w:r>
+    </w:p>
+    <w:tbl>
+      <w:tblPr>
+        <w:tblStyle w:val="Table4"/>
+        <w:tblW w:w="9345.0" w:type="dxa"/>
+        <w:jc w:val="left"/>
+        <w:tblBorders>
+          <w:top w:color="000000" w:space="0" w:sz="8" w:val="single"/>
+          <w:left w:color="000000" w:space="0" w:sz="8" w:val="single"/>
+          <w:bottom w:color="000000" w:space="0" w:sz="8" w:val="single"/>
+          <w:right w:color="000000" w:space="0" w:sz="8" w:val="single"/>
+          <w:insideH w:color="000000" w:space="0" w:sz="8" w:val="single"/>
+          <w:insideV w:color="000000" w:space="0" w:sz="8" w:val="single"/>
+        </w:tblBorders>
+        <w:tblLayout w:type="fixed"/>
+        <w:tblLook w:val="0600"/>
+      </w:tblPr>
+      <w:tblGrid>
+        <w:gridCol w:w="2715"/>
+        <w:gridCol w:w="1590"/>
+        <w:gridCol w:w="3435"/>
+        <w:gridCol w:w="1605"/>
+        <w:tblGridChange w:id="0">
+          <w:tblGrid>
+            <w:gridCol w:w="2715"/>
+            <w:gridCol w:w="1590"/>
+            <w:gridCol w:w="3435"/>
+            <w:gridCol w:w="1605"/>
+          </w:tblGrid>
+        </w:tblGridChange>
+      </w:tblGrid>
+      <w:tr>
+        <w:trPr>
+          <w:cantSplit w:val="0"/>
+          <w:tblHeader w:val="0"/>
+        </w:trPr>
+        <w:tc>
+          <w:tcPr>
+            <w:shd w:fill="auto" w:val="clear"/>
+            <w:tcMar>
+              <w:top w:w="100.0" w:type="dxa"/>
+              <w:left w:w="100.0" w:type="dxa"/>
+              <w:bottom w:w="100.0" w:type="dxa"/>
+              <w:right w:w="100.0" w:type="dxa"/>
+            </w:tcMar>
+            <w:vAlign w:val="top"/>
+          </w:tcPr>
+          <w:p>
+            <w:pPr>
+              <w:widowControl w:val="0"/>
+              <w:spacing w:line="240" w:lineRule="auto"/>
+              <w:rPr>
+                <w:b w:val="1"/>
+              </w:rPr>
+            </w:pPr>
+            <w:r>
+              <w:rPr>
+                <w:b w:val="1"/>
+                <w:rtl w:val="0"/>
+              </w:rPr>
+              <w:t xml:space="preserve">Step</w:t>
+            </w:r>
+          </w:p>
+        </w:tc>
+        <w:tc>
+          <w:tcPr>
+            <w:shd w:fill="auto" w:val="clear"/>
+            <w:tcMar>
+              <w:top w:w="100.0" w:type="dxa"/>
+              <w:left w:w="100.0" w:type="dxa"/>
+              <w:bottom w:w="100.0" w:type="dxa"/>
+              <w:right w:w="100.0" w:type="dxa"/>
+            </w:tcMar>
+            <w:vAlign w:val="top"/>
+          </w:tcPr>
+          <w:p>
+            <w:pPr>
+              <w:widowControl w:val="0"/>
+              <w:spacing w:line="240" w:lineRule="auto"/>
+              <w:rPr>
+                <w:b w:val="1"/>
+              </w:rPr>
+            </w:pPr>
+            <w:r>
+              <w:rPr>
+                <w:b w:val="1"/>
+                <w:rtl w:val="0"/>
+              </w:rPr>
+              <w:t xml:space="preserve">Data/Special Condition </w:t>
+            </w:r>
+          </w:p>
+        </w:tc>
+        <w:tc>
+          <w:tcPr>
+            <w:shd w:fill="auto" w:val="clear"/>
+            <w:tcMar>
+              <w:top w:w="100.0" w:type="dxa"/>
+              <w:left w:w="100.0" w:type="dxa"/>
+              <w:bottom w:w="100.0" w:type="dxa"/>
+              <w:right w:w="100.0" w:type="dxa"/>
+            </w:tcMar>
+            <w:vAlign w:val="top"/>
+          </w:tcPr>
+          <w:p>
+            <w:pPr>
+              <w:widowControl w:val="0"/>
+              <w:spacing w:line="240" w:lineRule="auto"/>
+              <w:rPr>
+                <w:b w:val="1"/>
+              </w:rPr>
+            </w:pPr>
+            <w:r>
+              <w:rPr>
+                <w:b w:val="1"/>
+                <w:rtl w:val="0"/>
+              </w:rPr>
+              <w:t xml:space="preserve">Expectation </w:t>
+            </w:r>
+          </w:p>
+        </w:tc>
+        <w:tc>
+          <w:tcPr>
+            <w:shd w:fill="auto" w:val="clear"/>
+            <w:tcMar>
+              <w:top w:w="100.0" w:type="dxa"/>
+              <w:left w:w="100.0" w:type="dxa"/>
+              <w:bottom w:w="100.0" w:type="dxa"/>
+              <w:right w:w="100.0" w:type="dxa"/>
+            </w:tcMar>
+            <w:vAlign w:val="top"/>
+          </w:tcPr>
+          <w:p>
+            <w:pPr>
+              <w:widowControl w:val="0"/>
+              <w:spacing w:line="240" w:lineRule="auto"/>
+              <w:rPr>
+                <w:b w:val="1"/>
+              </w:rPr>
+            </w:pPr>
+            <w:r>
+              <w:rPr>
+                <w:b w:val="1"/>
+                <w:rtl w:val="0"/>
+              </w:rPr>
+              <w:t xml:space="preserve">Bug</w:t>
+            </w:r>
+          </w:p>
+        </w:tc>
+      </w:tr>
+      <w:tr>
+        <w:trPr>
+          <w:cantSplit w:val="0"/>
+          <w:tblHeader w:val="0"/>
+        </w:trPr>
+        <w:tc>
+          <w:tcPr>
+            <w:shd w:fill="auto" w:val="clear"/>
+            <w:tcMar>
+              <w:top w:w="100.0" w:type="dxa"/>
+              <w:left w:w="100.0" w:type="dxa"/>
+              <w:bottom w:w="100.0" w:type="dxa"/>
+              <w:right w:w="100.0" w:type="dxa"/>
+            </w:tcMar>
+            <w:vAlign w:val="top"/>
+          </w:tcPr>
+          <w:p>
+            <w:pPr>
+              <w:widowControl w:val="0"/>
+              <w:spacing w:line="240" w:lineRule="auto"/>
+              <w:rPr/>
+            </w:pPr>
+            <w:r>
+              <w:rPr>
+                <w:rtl w:val="0"/>
+              </w:rPr>
+              <w:t xml:space="preserve">User launches the game</w:t>
+            </w:r>
+          </w:p>
+        </w:tc>
+        <w:tc>
+          <w:tcPr>
+            <w:shd w:fill="auto" w:val="clear"/>
+            <w:tcMar>
+              <w:top w:w="100.0" w:type="dxa"/>
+              <w:left w:w="100.0" w:type="dxa"/>
+              <w:bottom w:w="100.0" w:type="dxa"/>
+              <w:right w:w="100.0" w:type="dxa"/>
+            </w:tcMar>
+            <w:vAlign w:val="top"/>
+          </w:tcPr>
+          <w:p>
+            <w:pPr>
+              <w:widowControl w:val="0"/>
+              <w:spacing w:line="240" w:lineRule="auto"/>
+              <w:rPr/>
+            </w:pPr>
+            <w:r>
+              <w:rPr>
+                <w:rtl w:val="0"/>
+              </w:rPr>
+              <w:t xml:space="preserve">Can’t drop items in M2</w:t>
+            </w:r>
+          </w:p>
+        </w:tc>
+        <w:tc>
+          <w:tcPr>
+            <w:shd w:fill="auto" w:val="clear"/>
+            <w:tcMar>
+              <w:top w:w="100.0" w:type="dxa"/>
+              <w:left w:w="100.0" w:type="dxa"/>
+              <w:bottom w:w="100.0" w:type="dxa"/>
+              <w:right w:w="100.0" w:type="dxa"/>
+            </w:tcMar>
+            <w:vAlign w:val="top"/>
+          </w:tcPr>
+          <w:p>
+            <w:pPr>
+              <w:widowControl w:val="0"/>
+              <w:spacing w:line="240" w:lineRule="auto"/>
+              <w:rPr/>
+            </w:pPr>
+            <w:r>
+              <w:rPr>
+                <w:rtl w:val="0"/>
+              </w:rPr>
+            </w:r>
+          </w:p>
+        </w:tc>
+        <w:tc>
+          <w:tcPr>
+            <w:shd w:fill="auto" w:val="clear"/>
+            <w:tcMar>
+              <w:top w:w="100.0" w:type="dxa"/>
+              <w:left w:w="100.0" w:type="dxa"/>
+              <w:bottom w:w="100.0" w:type="dxa"/>
+              <w:right w:w="100.0" w:type="dxa"/>
+            </w:tcMar>
+            <w:vAlign w:val="top"/>
+          </w:tcPr>
+          <w:p>
+            <w:pPr>
+              <w:widowControl w:val="0"/>
+              <w:spacing w:line="240" w:lineRule="auto"/>
+              <w:rPr/>
+            </w:pPr>
+            <w:r>
+              <w:rPr>
+                <w:rtl w:val="0"/>
+              </w:rPr>
+            </w:r>
+          </w:p>
+        </w:tc>
+      </w:tr>
+      <w:tr>
+        <w:trPr>
+          <w:cantSplit w:val="0"/>
+          <w:tblHeader w:val="0"/>
+        </w:trPr>
+        <w:tc>
+          <w:tcPr>
+            <w:shd w:fill="auto" w:val="clear"/>
+            <w:tcMar>
+              <w:top w:w="100.0" w:type="dxa"/>
+              <w:left w:w="100.0" w:type="dxa"/>
+              <w:bottom w:w="100.0" w:type="dxa"/>
+              <w:right w:w="100.0" w:type="dxa"/>
+            </w:tcMar>
+            <w:vAlign w:val="top"/>
+          </w:tcPr>
+          <w:p>
+            <w:pPr>
+              <w:widowControl w:val="0"/>
+              <w:spacing w:line="240" w:lineRule="auto"/>
+              <w:rPr/>
+            </w:pPr>
+            <w:r>
+              <w:rPr>
+                <w:rtl w:val="0"/>
+              </w:rPr>
+              <w:t xml:space="preserve">User collects 8 items</w:t>
+            </w:r>
+          </w:p>
+        </w:tc>
+        <w:tc>
+          <w:tcPr>
+            <w:shd w:fill="auto" w:val="clear"/>
+            <w:tcMar>
+              <w:top w:w="100.0" w:type="dxa"/>
+              <w:left w:w="100.0" w:type="dxa"/>
+              <w:bottom w:w="100.0" w:type="dxa"/>
+              <w:right w:w="100.0" w:type="dxa"/>
+            </w:tcMar>
+            <w:vAlign w:val="top"/>
+          </w:tcPr>
+          <w:p>
+            <w:pPr>
+              <w:widowControl w:val="0"/>
+              <w:spacing w:line="240" w:lineRule="auto"/>
+              <w:rPr/>
+            </w:pPr>
+            <w:r>
+              <w:rPr>
+                <w:rtl w:val="0"/>
+              </w:rPr>
+            </w:r>
+          </w:p>
+        </w:tc>
+        <w:tc>
+          <w:tcPr>
+            <w:shd w:fill="auto" w:val="clear"/>
+            <w:tcMar>
+              <w:top w:w="100.0" w:type="dxa"/>
+              <w:left w:w="100.0" w:type="dxa"/>
+              <w:bottom w:w="100.0" w:type="dxa"/>
+              <w:right w:w="100.0" w:type="dxa"/>
+            </w:tcMar>
+            <w:vAlign w:val="top"/>
+          </w:tcPr>
+          <w:p>
+            <w:pPr>
+              <w:widowControl w:val="0"/>
+              <w:spacing w:line="240" w:lineRule="auto"/>
+              <w:rPr/>
+            </w:pPr>
+            <w:r>
+              <w:rPr>
+                <w:rtl w:val="0"/>
+              </w:rPr>
+            </w:r>
+          </w:p>
+        </w:tc>
+        <w:tc>
+          <w:tcPr>
+            <w:shd w:fill="auto" w:val="clear"/>
+            <w:tcMar>
+              <w:top w:w="100.0" w:type="dxa"/>
+              <w:left w:w="100.0" w:type="dxa"/>
+              <w:bottom w:w="100.0" w:type="dxa"/>
+              <w:right w:w="100.0" w:type="dxa"/>
+            </w:tcMar>
+            <w:vAlign w:val="top"/>
+          </w:tcPr>
+          <w:p>
+            <w:pPr>
+              <w:widowControl w:val="0"/>
+              <w:spacing w:line="240" w:lineRule="auto"/>
+              <w:rPr/>
+            </w:pPr>
+            <w:r>
+              <w:rPr>
+                <w:rtl w:val="0"/>
+              </w:rPr>
+            </w:r>
+          </w:p>
+        </w:tc>
+      </w:tr>
+      <w:tr>
+        <w:trPr>
+          <w:cantSplit w:val="0"/>
+          <w:tblHeader w:val="0"/>
+        </w:trPr>
+        <w:tc>
+          <w:tcPr>
+            <w:shd w:fill="auto" w:val="clear"/>
+            <w:tcMar>
+              <w:top w:w="100.0" w:type="dxa"/>
+              <w:left w:w="100.0" w:type="dxa"/>
+              <w:bottom w:w="100.0" w:type="dxa"/>
+              <w:right w:w="100.0" w:type="dxa"/>
+            </w:tcMar>
+            <w:vAlign w:val="top"/>
+          </w:tcPr>
+          <w:p>
+            <w:pPr>
+              <w:widowControl w:val="0"/>
+              <w:spacing w:line="240" w:lineRule="auto"/>
+              <w:rPr/>
+            </w:pPr>
+            <w:r>
+              <w:rPr>
+                <w:rtl w:val="0"/>
+              </w:rPr>
+              <w:t xml:space="preserve">User presses ‘E’ when within range of an item</w:t>
+            </w:r>
+          </w:p>
+        </w:tc>
+        <w:tc>
+          <w:tcPr>
+            <w:shd w:fill="auto" w:val="clear"/>
+            <w:tcMar>
+              <w:top w:w="100.0" w:type="dxa"/>
+              <w:left w:w="100.0" w:type="dxa"/>
+              <w:bottom w:w="100.0" w:type="dxa"/>
+              <w:right w:w="100.0" w:type="dxa"/>
+            </w:tcMar>
+            <w:vAlign w:val="top"/>
+          </w:tcPr>
+          <w:p>
+            <w:pPr>
+              <w:widowControl w:val="0"/>
+              <w:spacing w:line="240" w:lineRule="auto"/>
+              <w:rPr/>
+            </w:pPr>
+            <w:r>
+              <w:rPr>
+                <w:rtl w:val="0"/>
+              </w:rPr>
+            </w:r>
+          </w:p>
+        </w:tc>
+        <w:tc>
+          <w:tcPr>
+            <w:shd w:fill="auto" w:val="clear"/>
+            <w:tcMar>
+              <w:top w:w="100.0" w:type="dxa"/>
+              <w:left w:w="100.0" w:type="dxa"/>
+              <w:bottom w:w="100.0" w:type="dxa"/>
+              <w:right w:w="100.0" w:type="dxa"/>
+            </w:tcMar>
+            <w:vAlign w:val="top"/>
+          </w:tcPr>
+          <w:p>
+            <w:pPr>
+              <w:widowControl w:val="0"/>
+              <w:spacing w:line="240" w:lineRule="auto"/>
+              <w:rPr/>
+            </w:pPr>
+            <w:r>
+              <w:rPr>
+                <w:rtl w:val="0"/>
+              </w:rPr>
+              <w:t xml:space="preserve">Item remains on the ground and nothing is added to the inventory</w:t>
+            </w:r>
+          </w:p>
+        </w:tc>
+        <w:tc>
+          <w:tcPr>
+            <w:shd w:fill="auto" w:val="clear"/>
+            <w:tcMar>
+              <w:top w:w="100.0" w:type="dxa"/>
+              <w:left w:w="100.0" w:type="dxa"/>
+              <w:bottom w:w="100.0" w:type="dxa"/>
+              <w:right w:w="100.0" w:type="dxa"/>
+            </w:tcMar>
+            <w:vAlign w:val="top"/>
+          </w:tcPr>
+          <w:p>
+            <w:pPr>
+              <w:widowControl w:val="0"/>
+              <w:spacing w:line="240" w:lineRule="auto"/>
+              <w:rPr/>
+            </w:pPr>
+            <w:r>
+              <w:rPr>
+                <w:rtl w:val="0"/>
+              </w:rPr>
+            </w:r>
+          </w:p>
+        </w:tc>
+      </w:tr>
+      <w:tr>
+        <w:trPr>
+          <w:cantSplit w:val="0"/>
+          <w:tblHeader w:val="0"/>
+        </w:trPr>
+        <w:tc>
+          <w:tcPr>
+            <w:shd w:fill="auto" w:val="clear"/>
+            <w:tcMar>
+              <w:top w:w="100.0" w:type="dxa"/>
+              <w:left w:w="100.0" w:type="dxa"/>
+              <w:bottom w:w="100.0" w:type="dxa"/>
+              <w:right w:w="100.0" w:type="dxa"/>
+            </w:tcMar>
+            <w:vAlign w:val="top"/>
+          </w:tcPr>
+          <w:p>
+            <w:pPr>
+              <w:widowControl w:val="0"/>
+              <w:spacing w:line="240" w:lineRule="auto"/>
+              <w:rPr/>
+            </w:pPr>
+            <w:r>
+              <w:rPr>
+                <w:rtl w:val="0"/>
+              </w:rPr>
+              <w:t xml:space="preserve">User continues playing</w:t>
+            </w:r>
+          </w:p>
+        </w:tc>
+        <w:tc>
+          <w:tcPr>
+            <w:shd w:fill="auto" w:val="clear"/>
+            <w:tcMar>
+              <w:top w:w="100.0" w:type="dxa"/>
+              <w:left w:w="100.0" w:type="dxa"/>
+              <w:bottom w:w="100.0" w:type="dxa"/>
+              <w:right w:w="100.0" w:type="dxa"/>
+            </w:tcMar>
+            <w:vAlign w:val="top"/>
+          </w:tcPr>
+          <w:p>
+            <w:pPr>
+              <w:widowControl w:val="0"/>
+              <w:spacing w:line="240" w:lineRule="auto"/>
+              <w:rPr/>
+            </w:pPr>
+            <w:r>
+              <w:rPr>
+                <w:rtl w:val="0"/>
+              </w:rPr>
+            </w:r>
+          </w:p>
+        </w:tc>
+        <w:tc>
+          <w:tcPr>
+            <w:shd w:fill="auto" w:val="clear"/>
+            <w:tcMar>
+              <w:top w:w="100.0" w:type="dxa"/>
+              <w:left w:w="100.0" w:type="dxa"/>
+              <w:bottom w:w="100.0" w:type="dxa"/>
+              <w:right w:w="100.0" w:type="dxa"/>
+            </w:tcMar>
+            <w:vAlign w:val="top"/>
+          </w:tcPr>
+          <w:p>
+            <w:pPr>
+              <w:widowControl w:val="0"/>
+              <w:spacing w:line="240" w:lineRule="auto"/>
+              <w:rPr/>
+            </w:pPr>
+            <w:r>
+              <w:rPr>
+                <w:rtl w:val="0"/>
+              </w:rPr>
+              <w:t xml:space="preserve">Buff/debuffs should remain the same. See buildItemSet() in world_init.cpp for specific stat buffs/debuffs.</w:t>
+            </w:r>
+          </w:p>
+        </w:tc>
+        <w:tc>
+          <w:tcPr>
+            <w:shd w:fill="auto" w:val="clear"/>
+            <w:tcMar>
+              <w:top w:w="100.0" w:type="dxa"/>
+              <w:left w:w="100.0" w:type="dxa"/>
+              <w:bottom w:w="100.0" w:type="dxa"/>
+              <w:right w:w="100.0" w:type="dxa"/>
+            </w:tcMar>
+            <w:vAlign w:val="top"/>
+          </w:tcPr>
+          <w:p>
+            <w:pPr>
+              <w:widowControl w:val="0"/>
+              <w:spacing w:line="240" w:lineRule="auto"/>
+              <w:rPr/>
+            </w:pPr>
+            <w:r>
+              <w:rPr>
+                <w:rtl w:val="0"/>
+              </w:rPr>
+            </w:r>
+          </w:p>
+        </w:tc>
+      </w:tr>
+      <w:tr>
+        <w:trPr>
+          <w:cantSplit w:val="0"/>
+          <w:tblHeader w:val="0"/>
+        </w:trPr>
+        <w:tc>
+          <w:tcPr>
+            <w:shd w:fill="auto" w:val="clear"/>
+            <w:tcMar>
+              <w:top w:w="100.0" w:type="dxa"/>
+              <w:left w:w="100.0" w:type="dxa"/>
+              <w:bottom w:w="100.0" w:type="dxa"/>
+              <w:right w:w="100.0" w:type="dxa"/>
+            </w:tcMar>
+            <w:vAlign w:val="top"/>
+          </w:tcPr>
+          <w:p>
+            <w:pPr>
+              <w:widowControl w:val="0"/>
+              <w:spacing w:line="240" w:lineRule="auto"/>
+              <w:rPr/>
+            </w:pPr>
+            <w:r>
+              <w:rPr>
+                <w:rtl w:val="0"/>
+              </w:rPr>
+              <w:t xml:space="preserve">Repeat until every item is picked up</w:t>
+            </w:r>
+          </w:p>
+        </w:tc>
+        <w:tc>
+          <w:tcPr>
+            <w:shd w:fill="auto" w:val="clear"/>
+            <w:tcMar>
+              <w:top w:w="100.0" w:type="dxa"/>
+              <w:left w:w="100.0" w:type="dxa"/>
+              <w:bottom w:w="100.0" w:type="dxa"/>
+              <w:right w:w="100.0" w:type="dxa"/>
+            </w:tcMar>
+            <w:vAlign w:val="top"/>
+          </w:tcPr>
+          <w:p>
+            <w:pPr>
+              <w:widowControl w:val="0"/>
+              <w:spacing w:line="240" w:lineRule="auto"/>
+              <w:rPr/>
+            </w:pPr>
+            <w:r>
+              <w:rPr>
+                <w:rtl w:val="0"/>
+              </w:rPr>
+            </w:r>
+          </w:p>
+        </w:tc>
+        <w:tc>
+          <w:tcPr>
+            <w:shd w:fill="auto" w:val="clear"/>
+            <w:tcMar>
+              <w:top w:w="100.0" w:type="dxa"/>
+              <w:left w:w="100.0" w:type="dxa"/>
+              <w:bottom w:w="100.0" w:type="dxa"/>
+              <w:right w:w="100.0" w:type="dxa"/>
+            </w:tcMar>
+            <w:vAlign w:val="top"/>
+          </w:tcPr>
+          <w:p>
+            <w:pPr>
+              <w:widowControl w:val="0"/>
+              <w:spacing w:line="240" w:lineRule="auto"/>
+              <w:rPr/>
+            </w:pPr>
+            <w:r>
+              <w:rPr>
+                <w:rtl w:val="0"/>
+              </w:rPr>
+            </w:r>
+          </w:p>
+        </w:tc>
+        <w:tc>
+          <w:tcPr>
+            <w:shd w:fill="auto" w:val="clear"/>
+            <w:tcMar>
+              <w:top w:w="100.0" w:type="dxa"/>
+              <w:left w:w="100.0" w:type="dxa"/>
+              <w:bottom w:w="100.0" w:type="dxa"/>
+              <w:right w:w="100.0" w:type="dxa"/>
+            </w:tcMar>
+            <w:vAlign w:val="top"/>
+          </w:tcPr>
+          <w:p>
+            <w:pPr>
+              <w:widowControl w:val="0"/>
+              <w:spacing w:line="240" w:lineRule="auto"/>
+              <w:rPr/>
+            </w:pPr>
+            <w:r>
+              <w:rPr>
+                <w:rtl w:val="0"/>
+              </w:rPr>
+            </w:r>
+          </w:p>
+        </w:tc>
+      </w:tr>
+    </w:tbl>
+    <w:p>
+      <w:pPr>
+        <w:rPr/>
+      </w:pPr>
+      <w:r>
+        <w:rPr>
+          <w:rtl w:val="0"/>
+        </w:rPr>
+      </w:r>
+    </w:p>
+    <w:p>
+      <w:pPr>
+        <w:rPr/>
+      </w:pPr>
+      <w:r>
+        <w:rPr>
+          <w:rtl w:val="0"/>
+        </w:rPr>
+      </w:r>
+    </w:p>
+    <w:p>
+      <w:pPr>
+        <w:pStyle w:val="Heading3"/>
+        <w:rPr/>
+      </w:pPr>
+      <w:bookmarkStart w:colFirst="0" w:colLast="0" w:name="_daasvwl74eer" w:id="4"/>
+      <w:bookmarkEnd w:id="4"/>
+      <w:r>
+        <w:rPr>
+          <w:rtl w:val="0"/>
+        </w:rPr>
+        <w:t xml:space="preserve">Item Scrapping</w:t>
+      </w:r>
+    </w:p>
+    <w:p>
+      <w:pPr>
+        <w:rPr/>
+      </w:pPr>
+      <w:r>
+        <w:rPr>
+          <w:rtl w:val="0"/>
+        </w:rPr>
+      </w:r>
+    </w:p>
+    <w:tbl>
+      <w:tblPr>
+        <w:tblStyle w:val="Table5"/>
+        <w:tblW w:w="9345.0" w:type="dxa"/>
+        <w:jc w:val="left"/>
+        <w:tblBorders>
+          <w:top w:color="000000" w:space="0" w:sz="8" w:val="single"/>
+          <w:left w:color="000000" w:space="0" w:sz="8" w:val="single"/>
+          <w:bottom w:color="000000" w:space="0" w:sz="8" w:val="single"/>
+          <w:right w:color="000000" w:space="0" w:sz="8" w:val="single"/>
+          <w:insideH w:color="000000" w:space="0" w:sz="8" w:val="single"/>
+          <w:insideV w:color="000000" w:space="0" w:sz="8" w:val="single"/>
+        </w:tblBorders>
+        <w:tblLayout w:type="fixed"/>
+        <w:tblLook w:val="0600"/>
+      </w:tblPr>
+      <w:tblGrid>
+        <w:gridCol w:w="2715"/>
+        <w:gridCol w:w="1590"/>
+        <w:gridCol w:w="3435"/>
+        <w:gridCol w:w="1605"/>
+        <w:tblGridChange w:id="0">
+          <w:tblGrid>
+            <w:gridCol w:w="2715"/>
+            <w:gridCol w:w="1590"/>
+            <w:gridCol w:w="3435"/>
+            <w:gridCol w:w="1605"/>
+          </w:tblGrid>
+        </w:tblGridChange>
+      </w:tblGrid>
+      <w:tr>
+        <w:trPr>
+          <w:cantSplit w:val="0"/>
+          <w:tblHeader w:val="0"/>
+        </w:trPr>
+        <w:tc>
+          <w:tcPr>
+            <w:shd w:fill="auto" w:val="clear"/>
+            <w:tcMar>
+              <w:top w:w="100.0" w:type="dxa"/>
+              <w:left w:w="100.0" w:type="dxa"/>
+              <w:bottom w:w="100.0" w:type="dxa"/>
+              <w:right w:w="100.0" w:type="dxa"/>
+            </w:tcMar>
+            <w:vAlign w:val="top"/>
+          </w:tcPr>
+          <w:p>
+            <w:pPr>
+              <w:widowControl w:val="0"/>
+              <w:spacing w:line="240" w:lineRule="auto"/>
+              <w:rPr>
+                <w:b w:val="1"/>
+              </w:rPr>
+            </w:pPr>
+            <w:r>
+              <w:rPr>
+                <w:b w:val="1"/>
+                <w:rtl w:val="0"/>
+              </w:rPr>
+              <w:t xml:space="preserve">Step</w:t>
+            </w:r>
+          </w:p>
+        </w:tc>
+        <w:tc>
+          <w:tcPr>
+            <w:shd w:fill="auto" w:val="clear"/>
+            <w:tcMar>
+              <w:top w:w="100.0" w:type="dxa"/>
+              <w:left w:w="100.0" w:type="dxa"/>
+              <w:bottom w:w="100.0" w:type="dxa"/>
+              <w:right w:w="100.0" w:type="dxa"/>
+            </w:tcMar>
+            <w:vAlign w:val="top"/>
+          </w:tcPr>
+          <w:p>
+            <w:pPr>
+              <w:widowControl w:val="0"/>
+              <w:spacing w:line="240" w:lineRule="auto"/>
+              <w:rPr>
+                <w:b w:val="1"/>
+              </w:rPr>
+            </w:pPr>
+            <w:r>
+              <w:rPr>
+                <w:b w:val="1"/>
+                <w:rtl w:val="0"/>
+              </w:rPr>
+              <w:t xml:space="preserve">Data/Special Condition </w:t>
+            </w:r>
+          </w:p>
+        </w:tc>
+        <w:tc>
+          <w:tcPr>
+            <w:shd w:fill="auto" w:val="clear"/>
+            <w:tcMar>
+              <w:top w:w="100.0" w:type="dxa"/>
+              <w:left w:w="100.0" w:type="dxa"/>
+              <w:bottom w:w="100.0" w:type="dxa"/>
+              <w:right w:w="100.0" w:type="dxa"/>
+            </w:tcMar>
+            <w:vAlign w:val="top"/>
+          </w:tcPr>
+          <w:p>
+            <w:pPr>
+              <w:widowControl w:val="0"/>
+              <w:spacing w:line="240" w:lineRule="auto"/>
+              <w:rPr>
+                <w:b w:val="1"/>
+              </w:rPr>
+            </w:pPr>
+            <w:r>
+              <w:rPr>
+                <w:b w:val="1"/>
+                <w:rtl w:val="0"/>
+              </w:rPr>
+              <w:t xml:space="preserve">Expectation </w:t>
+            </w:r>
+          </w:p>
+        </w:tc>
+        <w:tc>
+          <w:tcPr>
+            <w:shd w:fill="auto" w:val="clear"/>
+            <w:tcMar>
+              <w:top w:w="100.0" w:type="dxa"/>
+              <w:left w:w="100.0" w:type="dxa"/>
+              <w:bottom w:w="100.0" w:type="dxa"/>
+              <w:right w:w="100.0" w:type="dxa"/>
+            </w:tcMar>
+            <w:vAlign w:val="top"/>
+          </w:tcPr>
+          <w:p>
+            <w:pPr>
+              <w:widowControl w:val="0"/>
+              <w:spacing w:line="240" w:lineRule="auto"/>
+              <w:rPr>
+                <w:b w:val="1"/>
+              </w:rPr>
+            </w:pPr>
+            <w:r>
+              <w:rPr>
+                <w:b w:val="1"/>
+                <w:rtl w:val="0"/>
+              </w:rPr>
+              <w:t xml:space="preserve">Bug</w:t>
+            </w:r>
+          </w:p>
+        </w:tc>
+      </w:tr>
+      <w:tr>
+        <w:trPr>
+          <w:cantSplit w:val="0"/>
+          <w:tblHeader w:val="0"/>
+        </w:trPr>
+        <w:tc>
+          <w:tcPr>
+            <w:shd w:fill="auto" w:val="clear"/>
+            <w:tcMar>
+              <w:top w:w="100.0" w:type="dxa"/>
+              <w:left w:w="100.0" w:type="dxa"/>
+              <w:bottom w:w="100.0" w:type="dxa"/>
+              <w:right w:w="100.0" w:type="dxa"/>
+            </w:tcMar>
+            <w:vAlign w:val="top"/>
+          </w:tcPr>
+          <w:p>
+            <w:pPr>
+              <w:widowControl w:val="0"/>
+              <w:spacing w:line="240" w:lineRule="auto"/>
+              <w:rPr/>
+            </w:pPr>
+            <w:r>
+              <w:rPr>
+                <w:rtl w:val="0"/>
+              </w:rPr>
+              <w:t xml:space="preserve">User launches the game</w:t>
+            </w:r>
+          </w:p>
+        </w:tc>
+        <w:tc>
+          <w:tcPr>
+            <w:shd w:fill="auto" w:val="clear"/>
+            <w:tcMar>
+              <w:top w:w="100.0" w:type="dxa"/>
+              <w:left w:w="100.0" w:type="dxa"/>
+              <w:bottom w:w="100.0" w:type="dxa"/>
+              <w:right w:w="100.0" w:type="dxa"/>
+            </w:tcMar>
+            <w:vAlign w:val="top"/>
+          </w:tcPr>
+          <w:p>
+            <w:pPr>
+              <w:widowControl w:val="0"/>
+              <w:spacing w:line="240" w:lineRule="auto"/>
+              <w:rPr/>
+            </w:pPr>
+            <w:r>
+              <w:rPr>
+                <w:rtl w:val="0"/>
+              </w:rPr>
+            </w:r>
+          </w:p>
+        </w:tc>
+        <w:tc>
+          <w:tcPr>
+            <w:shd w:fill="auto" w:val="clear"/>
+            <w:tcMar>
+              <w:top w:w="100.0" w:type="dxa"/>
+              <w:left w:w="100.0" w:type="dxa"/>
+              <w:bottom w:w="100.0" w:type="dxa"/>
+              <w:right w:w="100.0" w:type="dxa"/>
+            </w:tcMar>
+            <w:vAlign w:val="top"/>
+          </w:tcPr>
+          <w:p>
+            <w:pPr>
+              <w:widowControl w:val="0"/>
+              <w:spacing w:line="240" w:lineRule="auto"/>
+              <w:rPr/>
+            </w:pPr>
+            <w:r>
+              <w:rPr>
+                <w:rtl w:val="0"/>
+              </w:rPr>
+            </w:r>
+          </w:p>
+        </w:tc>
+        <w:tc>
+          <w:tcPr>
+            <w:shd w:fill="auto" w:val="clear"/>
+            <w:tcMar>
+              <w:top w:w="100.0" w:type="dxa"/>
+              <w:left w:w="100.0" w:type="dxa"/>
+              <w:bottom w:w="100.0" w:type="dxa"/>
+              <w:right w:w="100.0" w:type="dxa"/>
+            </w:tcMar>
+            <w:vAlign w:val="top"/>
+          </w:tcPr>
+          <w:p>
+            <w:pPr>
+              <w:widowControl w:val="0"/>
+              <w:spacing w:line="240" w:lineRule="auto"/>
+              <w:rPr/>
+            </w:pPr>
+            <w:r>
+              <w:rPr>
+                <w:rtl w:val="0"/>
+              </w:rPr>
+            </w:r>
+          </w:p>
+        </w:tc>
+      </w:tr>
+      <w:tr>
+        <w:trPr>
+          <w:cantSplit w:val="0"/>
+          <w:tblHeader w:val="0"/>
+        </w:trPr>
+        <w:tc>
+          <w:tcPr>
+            <w:shd w:fill="auto" w:val="clear"/>
+            <w:tcMar>
+              <w:top w:w="100.0" w:type="dxa"/>
+              <w:left w:w="100.0" w:type="dxa"/>
+              <w:bottom w:w="100.0" w:type="dxa"/>
+              <w:right w:w="100.0" w:type="dxa"/>
+            </w:tcMar>
+            <w:vAlign w:val="top"/>
+          </w:tcPr>
+          <w:p>
+            <w:pPr>
+              <w:widowControl w:val="0"/>
+              <w:spacing w:line="240" w:lineRule="auto"/>
+              <w:rPr/>
+            </w:pPr>
+            <w:r>
+              <w:rPr>
+                <w:rtl w:val="0"/>
+              </w:rPr>
+              <w:t xml:space="preserve">User presses ‘T’ when within range of an item</w:t>
+            </w:r>
+          </w:p>
+        </w:tc>
+        <w:tc>
+          <w:tcPr>
+            <w:shd w:fill="auto" w:val="clear"/>
+            <w:tcMar>
+              <w:top w:w="100.0" w:type="dxa"/>
+              <w:left w:w="100.0" w:type="dxa"/>
+              <w:bottom w:w="100.0" w:type="dxa"/>
+              <w:right w:w="100.0" w:type="dxa"/>
+            </w:tcMar>
+            <w:vAlign w:val="top"/>
+          </w:tcPr>
+          <w:p>
+            <w:pPr>
+              <w:widowControl w:val="0"/>
+              <w:spacing w:line="240" w:lineRule="auto"/>
+              <w:rPr/>
+            </w:pPr>
+            <w:r>
+              <w:rPr>
+                <w:rtl w:val="0"/>
+              </w:rPr>
+            </w:r>
+          </w:p>
+        </w:tc>
+        <w:tc>
+          <w:tcPr>
+            <w:shd w:fill="auto" w:val="clear"/>
+            <w:tcMar>
+              <w:top w:w="100.0" w:type="dxa"/>
+              <w:left w:w="100.0" w:type="dxa"/>
+              <w:bottom w:w="100.0" w:type="dxa"/>
+              <w:right w:w="100.0" w:type="dxa"/>
+            </w:tcMar>
+            <w:vAlign w:val="top"/>
+          </w:tcPr>
+          <w:p>
+            <w:pPr>
+              <w:widowControl w:val="0"/>
+              <w:spacing w:line="240" w:lineRule="auto"/>
+              <w:rPr/>
+            </w:pPr>
+            <w:r>
+              <w:rPr>
+                <w:rtl w:val="0"/>
+              </w:rPr>
+              <w:t xml:space="preserve">Item disappears off of the ground and the scrap amount of the item is added to the ‘sc’ counter on top of the ui</w:t>
+            </w:r>
+          </w:p>
+        </w:tc>
+        <w:tc>
+          <w:tcPr>
+            <w:shd w:fill="auto" w:val="clear"/>
+            <w:tcMar>
+              <w:top w:w="100.0" w:type="dxa"/>
+              <w:left w:w="100.0" w:type="dxa"/>
+              <w:bottom w:w="100.0" w:type="dxa"/>
+              <w:right w:w="100.0" w:type="dxa"/>
+            </w:tcMar>
+            <w:vAlign w:val="top"/>
+          </w:tcPr>
+          <w:p>
+            <w:pPr>
+              <w:widowControl w:val="0"/>
+              <w:spacing w:line="240" w:lineRule="auto"/>
+              <w:rPr/>
+            </w:pPr>
+            <w:r>
+              <w:rPr>
+                <w:rtl w:val="0"/>
+              </w:rPr>
+            </w:r>
+          </w:p>
+        </w:tc>
+      </w:tr>
+    </w:tbl>
+    <w:p>
+      <w:pPr>
         <w:rPr/>
       </w:pPr>
       <w:r>
@@ -793,6 +3040,58 @@
     </w:rPr>
   </w:style>
   <w:style w:type="table" w:styleId="Table1">
+    <w:basedOn w:val="TableNormal"/>
+    <w:tblPr>
+      <w:tblStyleRowBandSize w:val="1"/>
+      <w:tblStyleColBandSize w:val="1"/>
+      <w:tblCellMar>
+        <w:top w:w="100.0" w:type="dxa"/>
+        <w:left w:w="100.0" w:type="dxa"/>
+        <w:bottom w:w="100.0" w:type="dxa"/>
+        <w:right w:w="100.0" w:type="dxa"/>
+      </w:tblCellMar>
+    </w:tblPr>
+  </w:style>
+  <w:style w:type="table" w:styleId="Table2">
+    <w:basedOn w:val="TableNormal"/>
+    <w:tblPr>
+      <w:tblStyleRowBandSize w:val="1"/>
+      <w:tblStyleColBandSize w:val="1"/>
+      <w:tblCellMar>
+        <w:top w:w="100.0" w:type="dxa"/>
+        <w:left w:w="100.0" w:type="dxa"/>
+        <w:bottom w:w="100.0" w:type="dxa"/>
+        <w:right w:w="100.0" w:type="dxa"/>
+      </w:tblCellMar>
+    </w:tblPr>
+  </w:style>
+  <w:style w:type="table" w:styleId="Table3">
+    <w:basedOn w:val="TableNormal"/>
+    <w:tblPr>
+      <w:tblStyleRowBandSize w:val="1"/>
+      <w:tblStyleColBandSize w:val="1"/>
+      <w:tblCellMar>
+        <w:top w:w="100.0" w:type="dxa"/>
+        <w:left w:w="100.0" w:type="dxa"/>
+        <w:bottom w:w="100.0" w:type="dxa"/>
+        <w:right w:w="100.0" w:type="dxa"/>
+      </w:tblCellMar>
+    </w:tblPr>
+  </w:style>
+  <w:style w:type="table" w:styleId="Table4">
+    <w:basedOn w:val="TableNormal"/>
+    <w:tblPr>
+      <w:tblStyleRowBandSize w:val="1"/>
+      <w:tblStyleColBandSize w:val="1"/>
+      <w:tblCellMar>
+        <w:top w:w="100.0" w:type="dxa"/>
+        <w:left w:w="100.0" w:type="dxa"/>
+        <w:bottom w:w="100.0" w:type="dxa"/>
+        <w:right w:w="100.0" w:type="dxa"/>
+      </w:tblCellMar>
+    </w:tblPr>
+  </w:style>
+  <w:style w:type="table" w:styleId="Table5">
     <w:basedOn w:val="TableNormal"/>
     <w:tblPr>
       <w:tblStyleRowBandSize w:val="1"/>

--- a/doc/Test Plan.docx
+++ b/doc/Test Plan.docx
@@ -2784,7 +2784,7 @@
               <w:rPr>
                 <w:rtl w:val="0"/>
               </w:rPr>
-              <w:t xml:space="preserve">User presses ‘T’ when within range of an item</w:t>
+              <w:t xml:space="preserve">User presses ‘X’ when within range of an item</w:t>
             </w:r>
           </w:p>
         </w:tc>
